--- a/Git-Guide.docx
+++ b/Git-Guide.docx
@@ -1,6 +1,6 @@
 
 <file path=word/document.xml><?xml version="1.0" encoding="utf-8"?>
-<w:document xmlns:wpc="http://schemas.microsoft.com/office/word/2010/wordprocessingCanvas" xmlns:cx="http://schemas.microsoft.com/office/drawing/2014/chartex" xmlns:cx1="http://schemas.microsoft.com/office/drawing/2015/9/8/chartex" xmlns:cx2="http://schemas.microsoft.com/office/drawing/2015/10/21/chartex" xmlns:cx3="http://schemas.microsoft.com/office/drawing/2016/5/9/chartex" xmlns:cx4="http://schemas.microsoft.com/office/drawing/2016/5/10/chartex" xmlns:cx5="http://schemas.microsoft.com/office/drawing/2016/5/11/chartex" xmlns:cx6="http://schemas.microsoft.com/office/drawing/2016/5/12/chartex" xmlns:cx7="http://schemas.microsoft.com/office/drawing/2016/5/13/chartex" xmlns:cx8="http://schemas.microsoft.com/office/drawing/2016/5/14/chartex" xmlns:mc="http://schemas.openxmlformats.org/markup-compatibility/2006" xmlns:aink="http://schemas.microsoft.com/office/drawing/2016/ink" xmlns:am3d="http://schemas.microsoft.com/office/drawing/2017/model3d" xmlns:o="urn:schemas-microsoft-com:office:office" xmlns:oel="http://schemas.microsoft.com/office/2019/extlst" xmlns:r="http://schemas.openxmlformats.org/officeDocument/2006/relationships" xmlns:m="http://schemas.openxmlformats.org/officeDocument/2006/math" xmlns:v="urn:schemas-microsoft-com:vml" xmlns:wp14="http://schemas.microsoft.com/office/word/2010/wordprocessingDrawing" xmlns:wp="http://schemas.openxmlformats.org/drawingml/2006/wordprocessingDrawing" xmlns:w10="urn:schemas-microsoft-com:office:word" xmlns:w="http://schemas.openxmlformats.org/wordprocessingml/2006/main" xmlns:w14="http://schemas.microsoft.com/office/word/2010/wordml" xmlns:w15="http://schemas.microsoft.com/office/word/2012/wordml" xmlns:w16cex="http://schemas.microsoft.com/office/word/2018/wordml/cex" xmlns:w16cid="http://schemas.microsoft.com/office/word/2016/wordml/cid" xmlns:w16="http://schemas.microsoft.com/office/word/2018/wordml" xmlns:w16sdtdh="http://schemas.microsoft.com/office/word/2020/wordml/sdtdatahash" xmlns:w16se="http://schemas.microsoft.com/office/word/2015/wordml/symex" xmlns:wpg="http://schemas.microsoft.com/office/word/2010/wordprocessingGroup" xmlns:wpi="http://schemas.microsoft.com/office/word/2010/wordprocessingInk" xmlns:wne="http://schemas.microsoft.com/office/word/2006/wordml" xmlns:wps="http://schemas.microsoft.com/office/word/2010/wordprocessingShape" mc:Ignorable="w14 w15 w16se w16cid w16 w16cex w16sdtdh wp14">
+<w:document xmlns:wpc="http://schemas.microsoft.com/office/word/2010/wordprocessingCanvas" xmlns:cx="http://schemas.microsoft.com/office/drawing/2014/chartex" xmlns:cx1="http://schemas.microsoft.com/office/drawing/2015/9/8/chartex" xmlns:cx2="http://schemas.microsoft.com/office/drawing/2015/10/21/chartex" xmlns:cx3="http://schemas.microsoft.com/office/drawing/2016/5/9/chartex" xmlns:cx4="http://schemas.microsoft.com/office/drawing/2016/5/10/chartex" xmlns:cx5="http://schemas.microsoft.com/office/drawing/2016/5/11/chartex" xmlns:cx6="http://schemas.microsoft.com/office/drawing/2016/5/12/chartex" xmlns:cx7="http://schemas.microsoft.com/office/drawing/2016/5/13/chartex" xmlns:cx8="http://schemas.microsoft.com/office/drawing/2016/5/14/chartex" xmlns:mc="http://schemas.openxmlformats.org/markup-compatibility/2006" xmlns:aink="http://schemas.microsoft.com/office/drawing/2016/ink" xmlns:am3d="http://schemas.microsoft.com/office/drawing/2017/model3d" xmlns:o="urn:schemas-microsoft-com:office:office" xmlns:oel="http://schemas.microsoft.com/office/2019/extlst" xmlns:r="http://schemas.openxmlformats.org/officeDocument/2006/relationships" xmlns:m="http://schemas.openxmlformats.org/officeDocument/2006/math" xmlns:v="urn:schemas-microsoft-com:vml" xmlns:wp14="http://schemas.microsoft.com/office/word/2010/wordprocessingDrawing" xmlns:wp="http://schemas.openxmlformats.org/drawingml/2006/wordprocessingDrawing" xmlns:w10="urn:schemas-microsoft-com:office:word" xmlns:w="http://schemas.openxmlformats.org/wordprocessingml/2006/main" xmlns:w14="http://schemas.microsoft.com/office/word/2010/wordml" xmlns:w15="http://schemas.microsoft.com/office/word/2012/wordml" xmlns:w16cex="http://schemas.microsoft.com/office/word/2018/wordml/cex" xmlns:w16cid="http://schemas.microsoft.com/office/word/2016/wordml/cid" xmlns:w16="http://schemas.microsoft.com/office/word/2018/wordml" xmlns:w16du="http://schemas.microsoft.com/office/word/2023/wordml/word16du" xmlns:w16sdtdh="http://schemas.microsoft.com/office/word/2020/wordml/sdtdatahash" xmlns:w16sdtfl="http://schemas.microsoft.com/office/word/2024/wordml/sdtformatlock" xmlns:w16se="http://schemas.microsoft.com/office/word/2015/wordml/symex" xmlns:wpg="http://schemas.microsoft.com/office/word/2010/wordprocessingGroup" xmlns:wpi="http://schemas.microsoft.com/office/word/2010/wordprocessingInk" xmlns:wne="http://schemas.microsoft.com/office/word/2006/wordml" xmlns:wps="http://schemas.microsoft.com/office/word/2010/wordprocessingShape" mc:Ignorable="w14 w15 w16se w16cid w16 w16cex w16sdtdh w16sdtfl w16du wp14">
   <w:body>
     <w:p>
       <w:pPr>
@@ -14,6 +14,425 @@
         </w:rPr>
         <w:t>Git guide</w:t>
       </w:r>
+    </w:p>
+    <w:p>
+      <w:pPr>
+        <w:pStyle w:val="ListParagraph"/>
+        <w:numPr>
+          <w:ilvl w:val="0"/>
+          <w:numId w:val="4"/>
+        </w:numPr>
+        <w:rPr>
+          <w:lang w:val="en-IE"/>
+        </w:rPr>
+      </w:pPr>
+      <w:r>
+        <w:rPr>
+          <w:lang w:val="en-IE"/>
+        </w:rPr>
+        <w:t xml:space="preserve">Git </w:t>
+      </w:r>
+      <w:proofErr w:type="spellStart"/>
+      <w:r>
+        <w:rPr>
+          <w:lang w:val="en-IE"/>
+        </w:rPr>
+        <w:t>init</w:t>
+      </w:r>
+      <w:proofErr w:type="spellEnd"/>
+    </w:p>
+    <w:p>
+      <w:pPr>
+        <w:ind w:left="360"/>
+      </w:pPr>
+      <w:r>
+        <w:t>Creates a new, empty Git repository in the current folder</w:t>
+      </w:r>
+    </w:p>
+    <w:p>
+      <w:pPr>
+        <w:ind w:left="360"/>
+      </w:pPr>
+    </w:p>
+    <w:p>
+      <w:pPr>
+        <w:pStyle w:val="ListParagraph"/>
+        <w:numPr>
+          <w:ilvl w:val="0"/>
+          <w:numId w:val="4"/>
+        </w:numPr>
+        <w:rPr>
+          <w:lang w:val="en-IE"/>
+        </w:rPr>
+      </w:pPr>
+      <w:r>
+        <w:rPr>
+          <w:lang w:val="en-IE"/>
+        </w:rPr>
+        <w:t xml:space="preserve">Git </w:t>
+      </w:r>
+      <w:proofErr w:type="gramStart"/>
+      <w:r>
+        <w:rPr>
+          <w:lang w:val="en-IE"/>
+        </w:rPr>
+        <w:t>add .</w:t>
+      </w:r>
+      <w:proofErr w:type="gramEnd"/>
+    </w:p>
+    <w:p>
+      <w:pPr>
+        <w:ind w:left="360"/>
+      </w:pPr>
+      <w:r>
+        <w:t xml:space="preserve">Adds the </w:t>
+      </w:r>
+      <w:r>
+        <w:t>changes so they’re included in the next commit</w:t>
+      </w:r>
+      <w:r>
+        <w:t xml:space="preserve"> to the current directory.</w:t>
+      </w:r>
+    </w:p>
+    <w:p>
+      <w:pPr>
+        <w:ind w:left="360"/>
+      </w:pPr>
+    </w:p>
+    <w:p>
+      <w:pPr>
+        <w:pStyle w:val="ListParagraph"/>
+        <w:numPr>
+          <w:ilvl w:val="0"/>
+          <w:numId w:val="4"/>
+        </w:numPr>
+        <w:rPr>
+          <w:lang w:val="en-IE"/>
+        </w:rPr>
+      </w:pPr>
+      <w:r>
+        <w:rPr>
+          <w:lang w:val="en-IE"/>
+        </w:rPr>
+        <w:t>Git status</w:t>
+      </w:r>
+    </w:p>
+    <w:p>
+      <w:pPr>
+        <w:ind w:left="360"/>
+      </w:pPr>
+      <w:r>
+        <w:t>Shows</w:t>
+      </w:r>
+      <w:r>
+        <w:t xml:space="preserve"> the </w:t>
+      </w:r>
+      <w:r>
+        <w:t xml:space="preserve">files </w:t>
+      </w:r>
+      <w:r>
+        <w:t xml:space="preserve">in the repository </w:t>
+      </w:r>
+      <w:r>
+        <w:t xml:space="preserve">that </w:t>
+      </w:r>
+      <w:r>
+        <w:t>are modified, staged, or untracked, and which branch you’re on.</w:t>
+      </w:r>
+    </w:p>
+    <w:p>
+      <w:pPr>
+        <w:ind w:left="360"/>
+      </w:pPr>
+    </w:p>
+    <w:p>
+      <w:pPr>
+        <w:pStyle w:val="ListParagraph"/>
+        <w:numPr>
+          <w:ilvl w:val="0"/>
+          <w:numId w:val="4"/>
+        </w:numPr>
+      </w:pPr>
+      <w:r>
+        <w:t>Git commit</w:t>
+      </w:r>
+    </w:p>
+    <w:p>
+      <w:pPr>
+        <w:ind w:left="360"/>
+      </w:pPr>
+      <w:r>
+        <w:t xml:space="preserve">Saves the </w:t>
+      </w:r>
+      <w:r>
+        <w:t xml:space="preserve">files </w:t>
+      </w:r>
+      <w:r>
+        <w:t>changes as a snapshot in the repository, with a message describing the change</w:t>
+      </w:r>
+      <w:r>
+        <w:t xml:space="preserve"> in </w:t>
+      </w:r>
+      <w:r>
+        <w:t>G</w:t>
+      </w:r>
+      <w:r>
+        <w:t>it</w:t>
+      </w:r>
+      <w:r>
+        <w:t>H</w:t>
+      </w:r>
+      <w:r>
+        <w:t>ub.</w:t>
+      </w:r>
+    </w:p>
+    <w:p>
+      <w:pPr>
+        <w:ind w:left="360"/>
+      </w:pPr>
+    </w:p>
+    <w:p>
+      <w:pPr>
+        <w:pStyle w:val="ListParagraph"/>
+        <w:numPr>
+          <w:ilvl w:val="0"/>
+          <w:numId w:val="4"/>
+        </w:numPr>
+      </w:pPr>
+      <w:r>
+        <w:t>Git remote</w:t>
+      </w:r>
+    </w:p>
+    <w:p>
+      <w:pPr>
+        <w:ind w:left="360"/>
+      </w:pPr>
+      <w:r>
+        <w:t>C</w:t>
+      </w:r>
+      <w:r>
+        <w:t>onnect</w:t>
+      </w:r>
+      <w:r>
+        <w:t>s</w:t>
+      </w:r>
+      <w:r>
+        <w:t xml:space="preserve"> to remote repositories on GitHub</w:t>
+      </w:r>
+      <w:r>
+        <w:t>,</w:t>
+      </w:r>
+      <w:r>
+        <w:t xml:space="preserve"> origin is the name for the main remote</w:t>
+      </w:r>
+      <w:r>
+        <w:t xml:space="preserve"> which you also add the URL of your repository in GitBash with</w:t>
+      </w:r>
+      <w:r>
+        <w:t>.</w:t>
+      </w:r>
+    </w:p>
+    <w:p>
+      <w:pPr>
+        <w:ind w:left="360"/>
+      </w:pPr>
+    </w:p>
+    <w:p>
+      <w:pPr>
+        <w:pStyle w:val="ListParagraph"/>
+        <w:numPr>
+          <w:ilvl w:val="0"/>
+          <w:numId w:val="4"/>
+        </w:numPr>
+      </w:pPr>
+      <w:r>
+        <w:t>Git push</w:t>
+      </w:r>
+    </w:p>
+    <w:p>
+      <w:pPr>
+        <w:ind w:left="360"/>
+      </w:pPr>
+      <w:r>
+        <w:t>Uploads your latest commit to the repository.</w:t>
+      </w:r>
+    </w:p>
+    <w:p>
+      <w:pPr>
+        <w:ind w:left="360"/>
+      </w:pPr>
+    </w:p>
+    <w:p>
+      <w:pPr>
+        <w:pStyle w:val="ListParagraph"/>
+        <w:numPr>
+          <w:ilvl w:val="0"/>
+          <w:numId w:val="4"/>
+        </w:numPr>
+      </w:pPr>
+      <w:r>
+        <w:t>Git branch</w:t>
+      </w:r>
+    </w:p>
+    <w:p>
+      <w:pPr>
+        <w:ind w:left="360"/>
+      </w:pPr>
+      <w:r>
+        <w:t>Lists, creates, or deletes branches</w:t>
+      </w:r>
+      <w:r>
+        <w:t xml:space="preserve"> using</w:t>
+      </w:r>
+      <w:r>
+        <w:t>, git branch</w:t>
+      </w:r>
+      <w:r>
+        <w:t xml:space="preserve"> </w:t>
+      </w:r>
+      <w:r>
+        <w:t xml:space="preserve">feature-x </w:t>
+      </w:r>
+      <w:r>
+        <w:t xml:space="preserve">to create a new branch and </w:t>
+      </w:r>
+      <w:r>
+        <w:t xml:space="preserve">git </w:t>
+      </w:r>
+      <w:r>
+        <w:t>branch -d feature-x</w:t>
+      </w:r>
+      <w:r>
+        <w:t xml:space="preserve"> deletes a merged branch</w:t>
+      </w:r>
+    </w:p>
+    <w:p>
+      <w:pPr>
+        <w:pStyle w:val="ListParagraph"/>
+        <w:numPr>
+          <w:ilvl w:val="0"/>
+          <w:numId w:val="4"/>
+        </w:numPr>
+      </w:pPr>
+      <w:r>
+        <w:t>Git merge</w:t>
+      </w:r>
+    </w:p>
+    <w:p>
+      <w:pPr>
+        <w:ind w:left="360"/>
+      </w:pPr>
+      <w:r>
+        <w:t>Combines</w:t>
+      </w:r>
+      <w:r>
+        <w:t xml:space="preserve"> </w:t>
+      </w:r>
+      <w:r>
+        <w:t>another branch into your current branch</w:t>
+      </w:r>
+      <w:r>
+        <w:t xml:space="preserve"> used for our group work and projects.</w:t>
+      </w:r>
+    </w:p>
+    <w:p>
+      <w:pPr>
+        <w:ind w:left="360"/>
+      </w:pPr>
+    </w:p>
+    <w:p>
+      <w:pPr>
+        <w:pStyle w:val="ListParagraph"/>
+        <w:numPr>
+          <w:ilvl w:val="0"/>
+          <w:numId w:val="4"/>
+        </w:numPr>
+      </w:pPr>
+      <w:r>
+        <w:lastRenderedPageBreak/>
+        <w:t xml:space="preserve">Git </w:t>
+      </w:r>
+      <w:proofErr w:type="gramStart"/>
+      <w:r>
+        <w:t>pull</w:t>
+      </w:r>
+      <w:proofErr w:type="gramEnd"/>
+    </w:p>
+    <w:p>
+      <w:pPr>
+        <w:ind w:left="360"/>
+      </w:pPr>
+      <w:r>
+        <w:t xml:space="preserve">Fetches changes from a remote </w:t>
+      </w:r>
+      <w:r>
+        <w:t xml:space="preserve">repository </w:t>
+      </w:r>
+      <w:r>
+        <w:t>and merges them into your current branch</w:t>
+      </w:r>
+      <w:r>
+        <w:t>.</w:t>
+      </w:r>
+    </w:p>
+    <w:p>
+      <w:pPr>
+        <w:ind w:left="360"/>
+      </w:pPr>
+    </w:p>
+    <w:p>
+      <w:pPr>
+        <w:pStyle w:val="ListParagraph"/>
+        <w:numPr>
+          <w:ilvl w:val="0"/>
+          <w:numId w:val="4"/>
+        </w:numPr>
+        <w:rPr>
+          <w:lang w:val="en-IE"/>
+        </w:rPr>
+      </w:pPr>
+      <w:r>
+        <w:t>Git config</w:t>
+      </w:r>
+    </w:p>
+    <w:p>
+      <w:pPr>
+        <w:ind w:left="360"/>
+        <w:rPr>
+          <w:lang w:val="en-IE"/>
+        </w:rPr>
+      </w:pPr>
+      <w:r>
+        <w:t>Gets or sets Git configuration, such as your identity, default editor, or aliases</w:t>
+      </w:r>
+      <w:r>
+        <w:t xml:space="preserve"> if it does not already know the user or there are multiple users on the system</w:t>
+      </w:r>
+      <w:r>
+        <w:t>.</w:t>
+      </w:r>
+    </w:p>
+    <w:p>
+      <w:pPr>
+        <w:pStyle w:val="ListParagraph"/>
+        <w:rPr>
+          <w:lang w:val="en-IE"/>
+        </w:rPr>
+      </w:pPr>
+    </w:p>
+    <w:p>
+      <w:pPr>
+        <w:rPr>
+          <w:lang w:val="en-IE"/>
+        </w:rPr>
+      </w:pPr>
+    </w:p>
+    <w:p>
+      <w:pPr>
+        <w:rPr>
+          <w:lang w:val="en-IE"/>
+        </w:rPr>
+      </w:pPr>
     </w:p>
     <w:sectPr>
       <w:pgSz w:w="11906" w:h="16838"/>
@@ -25,8 +444,369 @@
 </w:document>
 </file>
 
+<file path=word/numbering.xml><?xml version="1.0" encoding="utf-8"?>
+<w:numbering xmlns:wpc="http://schemas.microsoft.com/office/word/2010/wordprocessingCanvas" xmlns:cx="http://schemas.microsoft.com/office/drawing/2014/chartex" xmlns:cx1="http://schemas.microsoft.com/office/drawing/2015/9/8/chartex" xmlns:cx2="http://schemas.microsoft.com/office/drawing/2015/10/21/chartex" xmlns:cx3="http://schemas.microsoft.com/office/drawing/2016/5/9/chartex" xmlns:cx4="http://schemas.microsoft.com/office/drawing/2016/5/10/chartex" xmlns:cx5="http://schemas.microsoft.com/office/drawing/2016/5/11/chartex" xmlns:cx6="http://schemas.microsoft.com/office/drawing/2016/5/12/chartex" xmlns:cx7="http://schemas.microsoft.com/office/drawing/2016/5/13/chartex" xmlns:cx8="http://schemas.microsoft.com/office/drawing/2016/5/14/chartex" xmlns:mc="http://schemas.openxmlformats.org/markup-compatibility/2006" xmlns:aink="http://schemas.microsoft.com/office/drawing/2016/ink" xmlns:am3d="http://schemas.microsoft.com/office/drawing/2017/model3d" xmlns:o="urn:schemas-microsoft-com:office:office" xmlns:oel="http://schemas.microsoft.com/office/2019/extlst" xmlns:r="http://schemas.openxmlformats.org/officeDocument/2006/relationships" xmlns:m="http://schemas.openxmlformats.org/officeDocument/2006/math" xmlns:v="urn:schemas-microsoft-com:vml" xmlns:wp14="http://schemas.microsoft.com/office/word/2010/wordprocessingDrawing" xmlns:wp="http://schemas.openxmlformats.org/drawingml/2006/wordprocessingDrawing" xmlns:w10="urn:schemas-microsoft-com:office:word" xmlns:w="http://schemas.openxmlformats.org/wordprocessingml/2006/main" xmlns:w14="http://schemas.microsoft.com/office/word/2010/wordml" xmlns:w15="http://schemas.microsoft.com/office/word/2012/wordml" xmlns:w16cex="http://schemas.microsoft.com/office/word/2018/wordml/cex" xmlns:w16cid="http://schemas.microsoft.com/office/word/2016/wordml/cid" xmlns:w16="http://schemas.microsoft.com/office/word/2018/wordml" xmlns:w16du="http://schemas.microsoft.com/office/word/2023/wordml/word16du" xmlns:w16sdtdh="http://schemas.microsoft.com/office/word/2020/wordml/sdtdatahash" xmlns:w16sdtfl="http://schemas.microsoft.com/office/word/2024/wordml/sdtformatlock" xmlns:w16se="http://schemas.microsoft.com/office/word/2015/wordml/symex" xmlns:wpg="http://schemas.microsoft.com/office/word/2010/wordprocessingGroup" xmlns:wpi="http://schemas.microsoft.com/office/word/2010/wordprocessingInk" xmlns:wne="http://schemas.microsoft.com/office/word/2006/wordml" xmlns:wps="http://schemas.microsoft.com/office/word/2010/wordprocessingShape" mc:Ignorable="w14 w15 w16se w16cid w16 w16cex w16sdtdh w16sdtfl w16du wp14">
+  <w:abstractNum w:abstractNumId="0" w15:restartNumberingAfterBreak="0">
+    <w:nsid w:val="083F0F07"/>
+    <w:multiLevelType w:val="hybridMultilevel"/>
+    <w:tmpl w:val="78BC55C0"/>
+    <w:lvl w:ilvl="0" w:tplc="1809000F">
+      <w:start w:val="1"/>
+      <w:numFmt w:val="decimal"/>
+      <w:lvlText w:val="%1."/>
+      <w:lvlJc w:val="left"/>
+      <w:pPr>
+        <w:ind w:left="720" w:hanging="360"/>
+      </w:pPr>
+    </w:lvl>
+    <w:lvl w:ilvl="1" w:tplc="18090019" w:tentative="1">
+      <w:start w:val="1"/>
+      <w:numFmt w:val="lowerLetter"/>
+      <w:lvlText w:val="%2."/>
+      <w:lvlJc w:val="left"/>
+      <w:pPr>
+        <w:ind w:left="1440" w:hanging="360"/>
+      </w:pPr>
+    </w:lvl>
+    <w:lvl w:ilvl="2" w:tplc="1809001B" w:tentative="1">
+      <w:start w:val="1"/>
+      <w:numFmt w:val="lowerRoman"/>
+      <w:lvlText w:val="%3."/>
+      <w:lvlJc w:val="right"/>
+      <w:pPr>
+        <w:ind w:left="2160" w:hanging="180"/>
+      </w:pPr>
+    </w:lvl>
+    <w:lvl w:ilvl="3" w:tplc="1809000F" w:tentative="1">
+      <w:start w:val="1"/>
+      <w:numFmt w:val="decimal"/>
+      <w:lvlText w:val="%4."/>
+      <w:lvlJc w:val="left"/>
+      <w:pPr>
+        <w:ind w:left="2880" w:hanging="360"/>
+      </w:pPr>
+    </w:lvl>
+    <w:lvl w:ilvl="4" w:tplc="18090019" w:tentative="1">
+      <w:start w:val="1"/>
+      <w:numFmt w:val="lowerLetter"/>
+      <w:lvlText w:val="%5."/>
+      <w:lvlJc w:val="left"/>
+      <w:pPr>
+        <w:ind w:left="3600" w:hanging="360"/>
+      </w:pPr>
+    </w:lvl>
+    <w:lvl w:ilvl="5" w:tplc="1809001B" w:tentative="1">
+      <w:start w:val="1"/>
+      <w:numFmt w:val="lowerRoman"/>
+      <w:lvlText w:val="%6."/>
+      <w:lvlJc w:val="right"/>
+      <w:pPr>
+        <w:ind w:left="4320" w:hanging="180"/>
+      </w:pPr>
+    </w:lvl>
+    <w:lvl w:ilvl="6" w:tplc="1809000F" w:tentative="1">
+      <w:start w:val="1"/>
+      <w:numFmt w:val="decimal"/>
+      <w:lvlText w:val="%7."/>
+      <w:lvlJc w:val="left"/>
+      <w:pPr>
+        <w:ind w:left="5040" w:hanging="360"/>
+      </w:pPr>
+    </w:lvl>
+    <w:lvl w:ilvl="7" w:tplc="18090019" w:tentative="1">
+      <w:start w:val="1"/>
+      <w:numFmt w:val="lowerLetter"/>
+      <w:lvlText w:val="%8."/>
+      <w:lvlJc w:val="left"/>
+      <w:pPr>
+        <w:ind w:left="5760" w:hanging="360"/>
+      </w:pPr>
+    </w:lvl>
+    <w:lvl w:ilvl="8" w:tplc="1809001B" w:tentative="1">
+      <w:start w:val="1"/>
+      <w:numFmt w:val="lowerRoman"/>
+      <w:lvlText w:val="%9."/>
+      <w:lvlJc w:val="right"/>
+      <w:pPr>
+        <w:ind w:left="6480" w:hanging="180"/>
+      </w:pPr>
+    </w:lvl>
+  </w:abstractNum>
+  <w:abstractNum w:abstractNumId="1" w15:restartNumberingAfterBreak="0">
+    <w:nsid w:val="31315317"/>
+    <w:multiLevelType w:val="hybridMultilevel"/>
+    <w:tmpl w:val="A8C2BBC6"/>
+    <w:lvl w:ilvl="0" w:tplc="1809000F">
+      <w:start w:val="1"/>
+      <w:numFmt w:val="decimal"/>
+      <w:lvlText w:val="%1."/>
+      <w:lvlJc w:val="left"/>
+      <w:pPr>
+        <w:ind w:left="1440" w:hanging="360"/>
+      </w:pPr>
+    </w:lvl>
+    <w:lvl w:ilvl="1" w:tplc="18090019" w:tentative="1">
+      <w:start w:val="1"/>
+      <w:numFmt w:val="lowerLetter"/>
+      <w:lvlText w:val="%2."/>
+      <w:lvlJc w:val="left"/>
+      <w:pPr>
+        <w:ind w:left="2160" w:hanging="360"/>
+      </w:pPr>
+    </w:lvl>
+    <w:lvl w:ilvl="2" w:tplc="1809001B" w:tentative="1">
+      <w:start w:val="1"/>
+      <w:numFmt w:val="lowerRoman"/>
+      <w:lvlText w:val="%3."/>
+      <w:lvlJc w:val="right"/>
+      <w:pPr>
+        <w:ind w:left="2880" w:hanging="180"/>
+      </w:pPr>
+    </w:lvl>
+    <w:lvl w:ilvl="3" w:tplc="1809000F" w:tentative="1">
+      <w:start w:val="1"/>
+      <w:numFmt w:val="decimal"/>
+      <w:lvlText w:val="%4."/>
+      <w:lvlJc w:val="left"/>
+      <w:pPr>
+        <w:ind w:left="3600" w:hanging="360"/>
+      </w:pPr>
+    </w:lvl>
+    <w:lvl w:ilvl="4" w:tplc="18090019" w:tentative="1">
+      <w:start w:val="1"/>
+      <w:numFmt w:val="lowerLetter"/>
+      <w:lvlText w:val="%5."/>
+      <w:lvlJc w:val="left"/>
+      <w:pPr>
+        <w:ind w:left="4320" w:hanging="360"/>
+      </w:pPr>
+    </w:lvl>
+    <w:lvl w:ilvl="5" w:tplc="1809001B" w:tentative="1">
+      <w:start w:val="1"/>
+      <w:numFmt w:val="lowerRoman"/>
+      <w:lvlText w:val="%6."/>
+      <w:lvlJc w:val="right"/>
+      <w:pPr>
+        <w:ind w:left="5040" w:hanging="180"/>
+      </w:pPr>
+    </w:lvl>
+    <w:lvl w:ilvl="6" w:tplc="1809000F" w:tentative="1">
+      <w:start w:val="1"/>
+      <w:numFmt w:val="decimal"/>
+      <w:lvlText w:val="%7."/>
+      <w:lvlJc w:val="left"/>
+      <w:pPr>
+        <w:ind w:left="5760" w:hanging="360"/>
+      </w:pPr>
+    </w:lvl>
+    <w:lvl w:ilvl="7" w:tplc="18090019" w:tentative="1">
+      <w:start w:val="1"/>
+      <w:numFmt w:val="lowerLetter"/>
+      <w:lvlText w:val="%8."/>
+      <w:lvlJc w:val="left"/>
+      <w:pPr>
+        <w:ind w:left="6480" w:hanging="360"/>
+      </w:pPr>
+    </w:lvl>
+    <w:lvl w:ilvl="8" w:tplc="1809001B" w:tentative="1">
+      <w:start w:val="1"/>
+      <w:numFmt w:val="lowerRoman"/>
+      <w:lvlText w:val="%9."/>
+      <w:lvlJc w:val="right"/>
+      <w:pPr>
+        <w:ind w:left="7200" w:hanging="180"/>
+      </w:pPr>
+    </w:lvl>
+  </w:abstractNum>
+  <w:abstractNum w:abstractNumId="2" w15:restartNumberingAfterBreak="0">
+    <w:nsid w:val="371C737A"/>
+    <w:multiLevelType w:val="hybridMultilevel"/>
+    <w:tmpl w:val="EDFA2CA4"/>
+    <w:lvl w:ilvl="0" w:tplc="1809000F">
+      <w:start w:val="1"/>
+      <w:numFmt w:val="decimal"/>
+      <w:lvlText w:val="%1."/>
+      <w:lvlJc w:val="left"/>
+      <w:pPr>
+        <w:ind w:left="720" w:hanging="360"/>
+      </w:pPr>
+    </w:lvl>
+    <w:lvl w:ilvl="1" w:tplc="18090019" w:tentative="1">
+      <w:start w:val="1"/>
+      <w:numFmt w:val="lowerLetter"/>
+      <w:lvlText w:val="%2."/>
+      <w:lvlJc w:val="left"/>
+      <w:pPr>
+        <w:ind w:left="1440" w:hanging="360"/>
+      </w:pPr>
+    </w:lvl>
+    <w:lvl w:ilvl="2" w:tplc="1809001B" w:tentative="1">
+      <w:start w:val="1"/>
+      <w:numFmt w:val="lowerRoman"/>
+      <w:lvlText w:val="%3."/>
+      <w:lvlJc w:val="right"/>
+      <w:pPr>
+        <w:ind w:left="2160" w:hanging="180"/>
+      </w:pPr>
+    </w:lvl>
+    <w:lvl w:ilvl="3" w:tplc="1809000F" w:tentative="1">
+      <w:start w:val="1"/>
+      <w:numFmt w:val="decimal"/>
+      <w:lvlText w:val="%4."/>
+      <w:lvlJc w:val="left"/>
+      <w:pPr>
+        <w:ind w:left="2880" w:hanging="360"/>
+      </w:pPr>
+    </w:lvl>
+    <w:lvl w:ilvl="4" w:tplc="18090019" w:tentative="1">
+      <w:start w:val="1"/>
+      <w:numFmt w:val="lowerLetter"/>
+      <w:lvlText w:val="%5."/>
+      <w:lvlJc w:val="left"/>
+      <w:pPr>
+        <w:ind w:left="3600" w:hanging="360"/>
+      </w:pPr>
+    </w:lvl>
+    <w:lvl w:ilvl="5" w:tplc="1809001B" w:tentative="1">
+      <w:start w:val="1"/>
+      <w:numFmt w:val="lowerRoman"/>
+      <w:lvlText w:val="%6."/>
+      <w:lvlJc w:val="right"/>
+      <w:pPr>
+        <w:ind w:left="4320" w:hanging="180"/>
+      </w:pPr>
+    </w:lvl>
+    <w:lvl w:ilvl="6" w:tplc="1809000F" w:tentative="1">
+      <w:start w:val="1"/>
+      <w:numFmt w:val="decimal"/>
+      <w:lvlText w:val="%7."/>
+      <w:lvlJc w:val="left"/>
+      <w:pPr>
+        <w:ind w:left="5040" w:hanging="360"/>
+      </w:pPr>
+    </w:lvl>
+    <w:lvl w:ilvl="7" w:tplc="18090019" w:tentative="1">
+      <w:start w:val="1"/>
+      <w:numFmt w:val="lowerLetter"/>
+      <w:lvlText w:val="%8."/>
+      <w:lvlJc w:val="left"/>
+      <w:pPr>
+        <w:ind w:left="5760" w:hanging="360"/>
+      </w:pPr>
+    </w:lvl>
+    <w:lvl w:ilvl="8" w:tplc="1809001B" w:tentative="1">
+      <w:start w:val="1"/>
+      <w:numFmt w:val="lowerRoman"/>
+      <w:lvlText w:val="%9."/>
+      <w:lvlJc w:val="right"/>
+      <w:pPr>
+        <w:ind w:left="6480" w:hanging="180"/>
+      </w:pPr>
+    </w:lvl>
+  </w:abstractNum>
+  <w:abstractNum w:abstractNumId="3" w15:restartNumberingAfterBreak="0">
+    <w:nsid w:val="726015B8"/>
+    <w:multiLevelType w:val="hybridMultilevel"/>
+    <w:tmpl w:val="F7169DD8"/>
+    <w:lvl w:ilvl="0" w:tplc="1809000F">
+      <w:start w:val="1"/>
+      <w:numFmt w:val="decimal"/>
+      <w:lvlText w:val="%1."/>
+      <w:lvlJc w:val="left"/>
+      <w:pPr>
+        <w:ind w:left="720" w:hanging="360"/>
+      </w:pPr>
+    </w:lvl>
+    <w:lvl w:ilvl="1" w:tplc="18090019" w:tentative="1">
+      <w:start w:val="1"/>
+      <w:numFmt w:val="lowerLetter"/>
+      <w:lvlText w:val="%2."/>
+      <w:lvlJc w:val="left"/>
+      <w:pPr>
+        <w:ind w:left="1440" w:hanging="360"/>
+      </w:pPr>
+    </w:lvl>
+    <w:lvl w:ilvl="2" w:tplc="1809001B" w:tentative="1">
+      <w:start w:val="1"/>
+      <w:numFmt w:val="lowerRoman"/>
+      <w:lvlText w:val="%3."/>
+      <w:lvlJc w:val="right"/>
+      <w:pPr>
+        <w:ind w:left="2160" w:hanging="180"/>
+      </w:pPr>
+    </w:lvl>
+    <w:lvl w:ilvl="3" w:tplc="1809000F" w:tentative="1">
+      <w:start w:val="1"/>
+      <w:numFmt w:val="decimal"/>
+      <w:lvlText w:val="%4."/>
+      <w:lvlJc w:val="left"/>
+      <w:pPr>
+        <w:ind w:left="2880" w:hanging="360"/>
+      </w:pPr>
+    </w:lvl>
+    <w:lvl w:ilvl="4" w:tplc="18090019" w:tentative="1">
+      <w:start w:val="1"/>
+      <w:numFmt w:val="lowerLetter"/>
+      <w:lvlText w:val="%5."/>
+      <w:lvlJc w:val="left"/>
+      <w:pPr>
+        <w:ind w:left="3600" w:hanging="360"/>
+      </w:pPr>
+    </w:lvl>
+    <w:lvl w:ilvl="5" w:tplc="1809001B" w:tentative="1">
+      <w:start w:val="1"/>
+      <w:numFmt w:val="lowerRoman"/>
+      <w:lvlText w:val="%6."/>
+      <w:lvlJc w:val="right"/>
+      <w:pPr>
+        <w:ind w:left="4320" w:hanging="180"/>
+      </w:pPr>
+    </w:lvl>
+    <w:lvl w:ilvl="6" w:tplc="1809000F" w:tentative="1">
+      <w:start w:val="1"/>
+      <w:numFmt w:val="decimal"/>
+      <w:lvlText w:val="%7."/>
+      <w:lvlJc w:val="left"/>
+      <w:pPr>
+        <w:ind w:left="5040" w:hanging="360"/>
+      </w:pPr>
+    </w:lvl>
+    <w:lvl w:ilvl="7" w:tplc="18090019" w:tentative="1">
+      <w:start w:val="1"/>
+      <w:numFmt w:val="lowerLetter"/>
+      <w:lvlText w:val="%8."/>
+      <w:lvlJc w:val="left"/>
+      <w:pPr>
+        <w:ind w:left="5760" w:hanging="360"/>
+      </w:pPr>
+    </w:lvl>
+    <w:lvl w:ilvl="8" w:tplc="1809001B" w:tentative="1">
+      <w:start w:val="1"/>
+      <w:numFmt w:val="lowerRoman"/>
+      <w:lvlText w:val="%9."/>
+      <w:lvlJc w:val="right"/>
+      <w:pPr>
+        <w:ind w:left="6480" w:hanging="180"/>
+      </w:pPr>
+    </w:lvl>
+  </w:abstractNum>
+  <w:num w:numId="1" w16cid:durableId="374162189">
+    <w:abstractNumId w:val="0"/>
+  </w:num>
+  <w:num w:numId="2" w16cid:durableId="1063985875">
+    <w:abstractNumId w:val="1"/>
+  </w:num>
+  <w:num w:numId="3" w16cid:durableId="479661786">
+    <w:abstractNumId w:val="3"/>
+  </w:num>
+  <w:num w:numId="4" w16cid:durableId="530192159">
+    <w:abstractNumId w:val="2"/>
+  </w:num>
+</w:numbering>
+</file>
+
 <file path=word/styles.xml><?xml version="1.0" encoding="utf-8"?>
-<w:styles xmlns:mc="http://schemas.openxmlformats.org/markup-compatibility/2006" xmlns:r="http://schemas.openxmlformats.org/officeDocument/2006/relationships" xmlns:w="http://schemas.openxmlformats.org/wordprocessingml/2006/main" xmlns:w14="http://schemas.microsoft.com/office/word/2010/wordml" xmlns:w15="http://schemas.microsoft.com/office/word/2012/wordml" xmlns:w16cex="http://schemas.microsoft.com/office/word/2018/wordml/cex" xmlns:w16cid="http://schemas.microsoft.com/office/word/2016/wordml/cid" xmlns:w16="http://schemas.microsoft.com/office/word/2018/wordml" xmlns:w16sdtdh="http://schemas.microsoft.com/office/word/2020/wordml/sdtdatahash" xmlns:w16se="http://schemas.microsoft.com/office/word/2015/wordml/symex" mc:Ignorable="w14 w15 w16se w16cid w16 w16cex w16sdtdh">
+<w:styles xmlns:mc="http://schemas.openxmlformats.org/markup-compatibility/2006" xmlns:r="http://schemas.openxmlformats.org/officeDocument/2006/relationships" xmlns:w="http://schemas.openxmlformats.org/wordprocessingml/2006/main" xmlns:w14="http://schemas.microsoft.com/office/word/2010/wordml" xmlns:w15="http://schemas.microsoft.com/office/word/2012/wordml" xmlns:w16cex="http://schemas.microsoft.com/office/word/2018/wordml/cex" xmlns:w16cid="http://schemas.microsoft.com/office/word/2016/wordml/cid" xmlns:w16="http://schemas.microsoft.com/office/word/2018/wordml" xmlns:w16du="http://schemas.microsoft.com/office/word/2023/wordml/word16du" xmlns:w16sdtdh="http://schemas.microsoft.com/office/word/2020/wordml/sdtdatahash" xmlns:w16sdtfl="http://schemas.microsoft.com/office/word/2024/wordml/sdtformatlock" xmlns:w16se="http://schemas.microsoft.com/office/word/2015/wordml/symex" mc:Ignorable="w14 w15 w16se w16cid w16 w16cex w16sdtdh w16sdtfl w16du">
   <w:docDefaults>
     <w:rPrDefault>
       <w:rPr>
@@ -628,7 +1408,6 @@
   <w:style w:type="character" w:default="1" w:styleId="DefaultParagraphFont">
     <w:name w:val="Default Paragraph Font"/>
     <w:uiPriority w:val="1"/>
-    <w:semiHidden/>
     <w:unhideWhenUsed/>
   </w:style>
   <w:style w:type="table" w:default="1" w:styleId="TableNormal">

--- a/Git-Guide.docx
+++ b/Git-Guide.docx
@@ -98,6 +98,48 @@
       <w:pPr>
         <w:ind w:left="360"/>
       </w:pPr>
+      <w:r>
+        <w:drawing>
+          <wp:inline distT="0" distB="0" distL="0" distR="0" wp14:anchorId="5CE29F01" wp14:editId="570F8CE0">
+            <wp:extent cx="5731510" cy="2952115"/>
+            <wp:effectExtent l="0" t="0" r="2540" b="635"/>
+            <wp:docPr id="1754355748" name="Picture 1"/>
+            <wp:cNvGraphicFramePr>
+              <a:graphicFrameLocks xmlns:a="http://schemas.openxmlformats.org/drawingml/2006/main" noChangeAspect="1"/>
+            </wp:cNvGraphicFramePr>
+            <a:graphic xmlns:a="http://schemas.openxmlformats.org/drawingml/2006/main">
+              <a:graphicData uri="http://schemas.openxmlformats.org/drawingml/2006/picture">
+                <pic:pic xmlns:pic="http://schemas.openxmlformats.org/drawingml/2006/picture">
+                  <pic:nvPicPr>
+                    <pic:cNvPr id="1754355748" name=""/>
+                    <pic:cNvPicPr/>
+                  </pic:nvPicPr>
+                  <pic:blipFill>
+                    <a:blip r:embed="rId5"/>
+                    <a:stretch>
+                      <a:fillRect/>
+                    </a:stretch>
+                  </pic:blipFill>
+                  <pic:spPr>
+                    <a:xfrm>
+                      <a:off x="0" y="0"/>
+                      <a:ext cx="5731510" cy="2952115"/>
+                    </a:xfrm>
+                    <a:prstGeom prst="rect">
+                      <a:avLst/>
+                    </a:prstGeom>
+                  </pic:spPr>
+                </pic:pic>
+              </a:graphicData>
+            </a:graphic>
+          </wp:inline>
+        </w:drawing>
+      </w:r>
+    </w:p>
+    <w:p>
+      <w:pPr>
+        <w:ind w:left="360"/>
+      </w:pPr>
     </w:p>
     <w:p>
       <w:pPr>
@@ -144,6 +186,64 @@
       <w:pPr>
         <w:ind w:left="360"/>
       </w:pPr>
+      <w:r>
+        <w:rPr>
+          <w:noProof/>
+        </w:rPr>
+        <w:drawing>
+          <wp:inline distT="0" distB="0" distL="0" distR="0" wp14:anchorId="25E27B5E" wp14:editId="604E8DC0">
+            <wp:extent cx="5731510" cy="1357630"/>
+            <wp:effectExtent l="0" t="0" r="2540" b="0"/>
+            <wp:docPr id="1286171290" name="Picture 1"/>
+            <wp:cNvGraphicFramePr>
+              <a:graphicFrameLocks xmlns:a="http://schemas.openxmlformats.org/drawingml/2006/main" noChangeAspect="1"/>
+            </wp:cNvGraphicFramePr>
+            <a:graphic xmlns:a="http://schemas.openxmlformats.org/drawingml/2006/main">
+              <a:graphicData uri="http://schemas.openxmlformats.org/drawingml/2006/picture">
+                <pic:pic xmlns:pic="http://schemas.openxmlformats.org/drawingml/2006/picture">
+                  <pic:nvPicPr>
+                    <pic:cNvPr id="0" name="Picture 1"/>
+                    <pic:cNvPicPr>
+                      <a:picLocks noChangeAspect="1" noChangeArrowheads="1"/>
+                    </pic:cNvPicPr>
+                  </pic:nvPicPr>
+                  <pic:blipFill>
+                    <a:blip r:embed="rId6">
+                      <a:extLst>
+                        <a:ext uri="{28A0092B-C50C-407E-A947-70E740481C1C}">
+                          <a14:useLocalDpi xmlns:a14="http://schemas.microsoft.com/office/drawing/2010/main" val="0"/>
+                        </a:ext>
+                      </a:extLst>
+                    </a:blip>
+                    <a:srcRect/>
+                    <a:stretch>
+                      <a:fillRect/>
+                    </a:stretch>
+                  </pic:blipFill>
+                  <pic:spPr bwMode="auto">
+                    <a:xfrm>
+                      <a:off x="0" y="0"/>
+                      <a:ext cx="5731510" cy="1357630"/>
+                    </a:xfrm>
+                    <a:prstGeom prst="rect">
+                      <a:avLst/>
+                    </a:prstGeom>
+                    <a:noFill/>
+                    <a:ln>
+                      <a:noFill/>
+                    </a:ln>
+                  </pic:spPr>
+                </pic:pic>
+              </a:graphicData>
+            </a:graphic>
+          </wp:inline>
+        </w:drawing>
+      </w:r>
+    </w:p>
+    <w:p>
+      <w:pPr>
+        <w:ind w:left="360"/>
+      </w:pPr>
     </w:p>
     <w:p>
       <w:pPr>
@@ -190,6 +290,65 @@
       <w:pPr>
         <w:ind w:left="360"/>
       </w:pPr>
+      <w:r>
+        <w:rPr>
+          <w:noProof/>
+        </w:rPr>
+        <w:lastRenderedPageBreak/>
+        <w:drawing>
+          <wp:inline distT="0" distB="0" distL="0" distR="0" wp14:anchorId="56D1F9CD" wp14:editId="02FB2FE0">
+            <wp:extent cx="5731510" cy="948055"/>
+            <wp:effectExtent l="0" t="0" r="2540" b="4445"/>
+            <wp:docPr id="1857345615" name="Picture 3"/>
+            <wp:cNvGraphicFramePr>
+              <a:graphicFrameLocks xmlns:a="http://schemas.openxmlformats.org/drawingml/2006/main" noChangeAspect="1"/>
+            </wp:cNvGraphicFramePr>
+            <a:graphic xmlns:a="http://schemas.openxmlformats.org/drawingml/2006/main">
+              <a:graphicData uri="http://schemas.openxmlformats.org/drawingml/2006/picture">
+                <pic:pic xmlns:pic="http://schemas.openxmlformats.org/drawingml/2006/picture">
+                  <pic:nvPicPr>
+                    <pic:cNvPr id="0" name="Picture 3"/>
+                    <pic:cNvPicPr>
+                      <a:picLocks noChangeAspect="1" noChangeArrowheads="1"/>
+                    </pic:cNvPicPr>
+                  </pic:nvPicPr>
+                  <pic:blipFill>
+                    <a:blip r:embed="rId7">
+                      <a:extLst>
+                        <a:ext uri="{28A0092B-C50C-407E-A947-70E740481C1C}">
+                          <a14:useLocalDpi xmlns:a14="http://schemas.microsoft.com/office/drawing/2010/main" val="0"/>
+                        </a:ext>
+                      </a:extLst>
+                    </a:blip>
+                    <a:srcRect/>
+                    <a:stretch>
+                      <a:fillRect/>
+                    </a:stretch>
+                  </pic:blipFill>
+                  <pic:spPr bwMode="auto">
+                    <a:xfrm>
+                      <a:off x="0" y="0"/>
+                      <a:ext cx="5731510" cy="948055"/>
+                    </a:xfrm>
+                    <a:prstGeom prst="rect">
+                      <a:avLst/>
+                    </a:prstGeom>
+                    <a:noFill/>
+                    <a:ln>
+                      <a:noFill/>
+                    </a:ln>
+                  </pic:spPr>
+                </pic:pic>
+              </a:graphicData>
+            </a:graphic>
+          </wp:inline>
+        </w:drawing>
+      </w:r>
+    </w:p>
+    <w:p>
+      <w:pPr>
+        <w:ind w:left="360"/>
+      </w:pPr>
     </w:p>
     <w:p>
       <w:pPr>
@@ -236,6 +395,48 @@
       <w:pPr>
         <w:ind w:left="360"/>
       </w:pPr>
+      <w:r>
+        <w:drawing>
+          <wp:inline distT="0" distB="0" distL="0" distR="0" wp14:anchorId="433607AE" wp14:editId="2EFDA17E">
+            <wp:extent cx="5731510" cy="408305"/>
+            <wp:effectExtent l="0" t="0" r="2540" b="0"/>
+            <wp:docPr id="437893757" name="Picture 1"/>
+            <wp:cNvGraphicFramePr>
+              <a:graphicFrameLocks xmlns:a="http://schemas.openxmlformats.org/drawingml/2006/main" noChangeAspect="1"/>
+            </wp:cNvGraphicFramePr>
+            <a:graphic xmlns:a="http://schemas.openxmlformats.org/drawingml/2006/main">
+              <a:graphicData uri="http://schemas.openxmlformats.org/drawingml/2006/picture">
+                <pic:pic xmlns:pic="http://schemas.openxmlformats.org/drawingml/2006/picture">
+                  <pic:nvPicPr>
+                    <pic:cNvPr id="437893757" name=""/>
+                    <pic:cNvPicPr/>
+                  </pic:nvPicPr>
+                  <pic:blipFill>
+                    <a:blip r:embed="rId8"/>
+                    <a:stretch>
+                      <a:fillRect/>
+                    </a:stretch>
+                  </pic:blipFill>
+                  <pic:spPr>
+                    <a:xfrm>
+                      <a:off x="0" y="0"/>
+                      <a:ext cx="5731510" cy="408305"/>
+                    </a:xfrm>
+                    <a:prstGeom prst="rect">
+                      <a:avLst/>
+                    </a:prstGeom>
+                  </pic:spPr>
+                </pic:pic>
+              </a:graphicData>
+            </a:graphic>
+          </wp:inline>
+        </w:drawing>
+      </w:r>
+    </w:p>
+    <w:p>
+      <w:pPr>
+        <w:ind w:left="360"/>
+      </w:pPr>
     </w:p>
     <w:p>
       <w:pPr>
@@ -254,13 +455,50 @@
         <w:ind w:left="360"/>
       </w:pPr>
       <w:r>
-        <w:t>Uploads your latest commit to the repository.</w:t>
+        <w:t>Uploads your latest commit to the repository</w:t>
       </w:r>
     </w:p>
     <w:p>
       <w:pPr>
         <w:ind w:left="360"/>
       </w:pPr>
+      <w:r>
+        <w:drawing>
+          <wp:inline distT="0" distB="0" distL="0" distR="0" wp14:anchorId="0FC83D84" wp14:editId="5219F537">
+            <wp:extent cx="5731510" cy="1602740"/>
+            <wp:effectExtent l="0" t="0" r="2540" b="0"/>
+            <wp:docPr id="242108689" name="Picture 1"/>
+            <wp:cNvGraphicFramePr>
+              <a:graphicFrameLocks xmlns:a="http://schemas.openxmlformats.org/drawingml/2006/main" noChangeAspect="1"/>
+            </wp:cNvGraphicFramePr>
+            <a:graphic xmlns:a="http://schemas.openxmlformats.org/drawingml/2006/main">
+              <a:graphicData uri="http://schemas.openxmlformats.org/drawingml/2006/picture">
+                <pic:pic xmlns:pic="http://schemas.openxmlformats.org/drawingml/2006/picture">
+                  <pic:nvPicPr>
+                    <pic:cNvPr id="242108689" name=""/>
+                    <pic:cNvPicPr/>
+                  </pic:nvPicPr>
+                  <pic:blipFill>
+                    <a:blip r:embed="rId9"/>
+                    <a:stretch>
+                      <a:fillRect/>
+                    </a:stretch>
+                  </pic:blipFill>
+                  <pic:spPr>
+                    <a:xfrm>
+                      <a:off x="0" y="0"/>
+                      <a:ext cx="5731510" cy="1602740"/>
+                    </a:xfrm>
+                    <a:prstGeom prst="rect">
+                      <a:avLst/>
+                    </a:prstGeom>
+                  </pic:spPr>
+                </pic:pic>
+              </a:graphicData>
+            </a:graphic>
+          </wp:inline>
+        </w:drawing>
+      </w:r>
     </w:p>
     <w:p>
       <w:pPr>
@@ -349,7 +587,6 @@
         </w:numPr>
       </w:pPr>
       <w:r>
-        <w:lastRenderedPageBreak/>
         <w:t xml:space="preserve">Git </w:t>
       </w:r>
       <w:proofErr w:type="gramStart"/>
@@ -374,6 +611,11 @@
       <w:r>
         <w:t>.</w:t>
       </w:r>
+    </w:p>
+    <w:p>
+      <w:pPr>
+        <w:ind w:left="360"/>
+      </w:pPr>
     </w:p>
     <w:p>
       <w:pPr>
@@ -392,7 +634,22 @@
         </w:rPr>
       </w:pPr>
       <w:r>
+        <w:lastRenderedPageBreak/>
         <w:t>Git config</w:t>
+      </w:r>
+    </w:p>
+    <w:p>
+      <w:pPr>
+        <w:ind w:left="360"/>
+      </w:pPr>
+      <w:r>
+        <w:t>Gets or sets Git configuration, such as your identity, default editor, or aliases</w:t>
+      </w:r>
+      <w:r>
+        <w:t xml:space="preserve"> if it does not already know the user or there are multiple users on the system</w:t>
+      </w:r>
+      <w:r>
+        <w:t>.</w:t>
       </w:r>
     </w:p>
     <w:p>
@@ -403,13 +660,58 @@
         </w:rPr>
       </w:pPr>
       <w:r>
-        <w:t>Gets or sets Git configuration, such as your identity, default editor, or aliases</w:t>
-      </w:r>
-      <w:r>
-        <w:t xml:space="preserve"> if it does not already know the user or there are multiple users on the system</w:t>
-      </w:r>
-      <w:r>
-        <w:t>.</w:t>
+        <w:rPr>
+          <w:noProof/>
+          <w:lang w:val="en-IE"/>
+        </w:rPr>
+        <w:drawing>
+          <wp:inline distT="0" distB="0" distL="0" distR="0" wp14:anchorId="6D73A1C1" wp14:editId="3E492525">
+            <wp:extent cx="5731510" cy="842645"/>
+            <wp:effectExtent l="0" t="0" r="2540" b="0"/>
+            <wp:docPr id="1395758356" name="Picture 2"/>
+            <wp:cNvGraphicFramePr>
+              <a:graphicFrameLocks xmlns:a="http://schemas.openxmlformats.org/drawingml/2006/main" noChangeAspect="1"/>
+            </wp:cNvGraphicFramePr>
+            <a:graphic xmlns:a="http://schemas.openxmlformats.org/drawingml/2006/main">
+              <a:graphicData uri="http://schemas.openxmlformats.org/drawingml/2006/picture">
+                <pic:pic xmlns:pic="http://schemas.openxmlformats.org/drawingml/2006/picture">
+                  <pic:nvPicPr>
+                    <pic:cNvPr id="0" name="Picture 2"/>
+                    <pic:cNvPicPr>
+                      <a:picLocks noChangeAspect="1" noChangeArrowheads="1"/>
+                    </pic:cNvPicPr>
+                  </pic:nvPicPr>
+                  <pic:blipFill>
+                    <a:blip r:embed="rId10">
+                      <a:extLst>
+                        <a:ext uri="{28A0092B-C50C-407E-A947-70E740481C1C}">
+                          <a14:useLocalDpi xmlns:a14="http://schemas.microsoft.com/office/drawing/2010/main" val="0"/>
+                        </a:ext>
+                      </a:extLst>
+                    </a:blip>
+                    <a:srcRect/>
+                    <a:stretch>
+                      <a:fillRect/>
+                    </a:stretch>
+                  </pic:blipFill>
+                  <pic:spPr bwMode="auto">
+                    <a:xfrm>
+                      <a:off x="0" y="0"/>
+                      <a:ext cx="5731510" cy="842645"/>
+                    </a:xfrm>
+                    <a:prstGeom prst="rect">
+                      <a:avLst/>
+                    </a:prstGeom>
+                    <a:noFill/>
+                    <a:ln>
+                      <a:noFill/>
+                    </a:ln>
+                  </pic:spPr>
+                </pic:pic>
+              </a:graphicData>
+            </a:graphic>
+          </wp:inline>
+        </w:drawing>
       </w:r>
     </w:p>
     <w:p>
@@ -621,7 +923,7 @@
   <w:abstractNum w:abstractNumId="2" w15:restartNumberingAfterBreak="0">
     <w:nsid w:val="371C737A"/>
     <w:multiLevelType w:val="hybridMultilevel"/>
-    <w:tmpl w:val="EDFA2CA4"/>
+    <w:tmpl w:val="A134B9B0"/>
     <w:lvl w:ilvl="0" w:tplc="1809000F">
       <w:start w:val="1"/>
       <w:numFmt w:val="decimal"/>
